--- a/Courses/Software-Sciences/IT-Module-3-Web-Design/19-Creating-and-Managing-Content-in-WordPress/19-Creating-and-Managing-Content-in-WordPress-Exercises.docx
+++ b/Courses/Software-Sciences/IT-Module-3-Web-Design/19-Creating-and-Managing-Content-in-WordPress/19-Creating-and-Managing-Content-in-WordPress-Exercises.docx
@@ -95,7 +95,7 @@
           <w:noProof/>
         </w:rPr>
         <w:drawing>
-          <wp:inline distT="0" distB="0" distL="0" distR="0" wp14:anchorId="73F5C6D6" wp14:editId="13EDDE32">
+          <wp:inline distT="0" distB="0" distL="0" distR="0" wp14:anchorId="73F5C6D6" wp14:editId="03DBDDCC">
             <wp:extent cx="1065886" cy="497260"/>
             <wp:effectExtent l="0" t="0" r="1270" b="0"/>
             <wp:docPr id="470543985" name="Picture 1"/>
@@ -588,11 +588,39 @@
         <w:rPr>
           <w:lang w:val="bg-BG"/>
         </w:rPr>
-        <w:t xml:space="preserve"> работата по уеб сайта </w:t>
+        <w:t xml:space="preserve"> </w:t>
       </w:r>
       <w:r>
         <w:rPr>
           <w:b/>
+          <w:bCs/>
+          <w:lang w:val="bg-BG"/>
+        </w:rPr>
+        <w:t>работата</w:t>
+      </w:r>
+      <w:r>
+        <w:rPr>
+          <w:lang w:val="bg-BG"/>
+        </w:rPr>
+        <w:t xml:space="preserve"> по </w:t>
+      </w:r>
+      <w:r>
+        <w:rPr>
+          <w:b/>
+          <w:bCs/>
+          <w:lang w:val="bg-BG"/>
+        </w:rPr>
+        <w:t>уеб сайта</w:t>
+      </w:r>
+      <w:r>
+        <w:rPr>
+          <w:lang w:val="bg-BG"/>
+        </w:rPr>
+        <w:t xml:space="preserve"> </w:t>
+      </w:r>
+      <w:r>
+        <w:rPr>
+          <w:b/>
           <w:lang w:val="bg-BG"/>
         </w:rPr>
         <w:t>"Книжни светове"</w:t>
@@ -601,11 +629,53 @@
         <w:rPr>
           <w:lang w:val="bg-BG"/>
         </w:rPr>
-        <w:t xml:space="preserve"> от предишното упражнение. Създайте и организирайте неговото </w:t>
+        <w:t xml:space="preserve"> от </w:t>
       </w:r>
       <w:r>
         <w:rPr>
           <w:b/>
+          <w:bCs/>
+          <w:lang w:val="bg-BG"/>
+        </w:rPr>
+        <w:t>предишното упражнение</w:t>
+      </w:r>
+      <w:r>
+        <w:rPr>
+          <w:lang w:val="bg-BG"/>
+        </w:rPr>
+        <w:t xml:space="preserve">. </w:t>
+      </w:r>
+      <w:r>
+        <w:rPr>
+          <w:b/>
+          <w:bCs/>
+          <w:lang w:val="bg-BG"/>
+        </w:rPr>
+        <w:t>Създайте</w:t>
+      </w:r>
+      <w:r>
+        <w:rPr>
+          <w:lang w:val="bg-BG"/>
+        </w:rPr>
+        <w:t xml:space="preserve"> и </w:t>
+      </w:r>
+      <w:r>
+        <w:rPr>
+          <w:b/>
+          <w:bCs/>
+          <w:lang w:val="bg-BG"/>
+        </w:rPr>
+        <w:t>организирайте</w:t>
+      </w:r>
+      <w:r>
+        <w:rPr>
+          <w:lang w:val="bg-BG"/>
+        </w:rPr>
+        <w:t xml:space="preserve"> неговото </w:t>
+      </w:r>
+      <w:r>
+        <w:rPr>
+          <w:b/>
           <w:lang w:val="bg-BG"/>
         </w:rPr>
         <w:t>съдържание</w:t>
@@ -617,6 +687,10 @@
         <w:t xml:space="preserve"> в </w:t>
       </w:r>
       <w:r>
+        <w:rPr>
+          <w:b/>
+          <w:bCs/>
+        </w:rPr>
         <w:t>WordPress</w:t>
       </w:r>
       <w:r>
@@ -631,18 +705,23 @@
         <w:pStyle w:val="Heading3"/>
         <w:numPr>
           <w:ilvl w:val="0"/>
-          <w:numId w:val="24"/>
+          <w:numId w:val="4"/>
         </w:numPr>
-        <w:spacing w:before="80" w:after="60"/>
-        <w:rPr>
-          <w:lang w:val="bg-BG"/>
-        </w:rPr>
-      </w:pPr>
-      <w:r>
-        <w:rPr>
-          <w:lang w:val="bg-BG"/>
-        </w:rPr>
-        <w:t>Създаване на страници</w:t>
+        <w:rPr>
+          <w:lang w:val="bg-BG"/>
+        </w:rPr>
+      </w:pPr>
+      <w:r>
+        <w:rPr>
+          <w:lang w:val="bg-BG"/>
+        </w:rPr>
+        <w:t xml:space="preserve">Създаване на </w:t>
+      </w:r>
+      <w:r>
+        <w:rPr>
+          <w:lang w:val="bg-BG"/>
+        </w:rPr>
+        <w:t>страници</w:t>
       </w:r>
     </w:p>
     <w:p>
@@ -702,7 +781,136 @@
         <w:rPr>
           <w:lang w:val="bg-BG"/>
         </w:rPr>
-        <w:t>.</w:t>
+        <w:t xml:space="preserve"> и създайте </w:t>
+      </w:r>
+      <w:r>
+        <w:rPr>
+          <w:b/>
+          <w:bCs/>
+          <w:lang w:val="bg-BG"/>
+        </w:rPr>
+        <w:t>страница</w:t>
+      </w:r>
+      <w:r>
+        <w:rPr>
+          <w:lang w:val="bg-BG"/>
+        </w:rPr>
+        <w:t xml:space="preserve"> </w:t>
+      </w:r>
+      <w:r>
+        <w:rPr>
+          <w:b/>
+          <w:lang w:val="bg-BG"/>
+        </w:rPr>
+        <w:t>"За клуба"</w:t>
+      </w:r>
+      <w:r>
+        <w:rPr>
+          <w:lang w:val="bg-BG"/>
+        </w:rPr>
+        <w:t xml:space="preserve"> </w:t>
+      </w:r>
+      <w:r>
+        <w:rPr>
+          <w:lang w:val="bg-BG"/>
+        </w:rPr>
+        <w:t>с</w:t>
+      </w:r>
+      <w:r>
+        <w:rPr>
+          <w:lang w:val="bg-BG"/>
+        </w:rPr>
+        <w:t xml:space="preserve"> </w:t>
+      </w:r>
+      <w:r>
+        <w:rPr>
+          <w:b/>
+          <w:bCs/>
+          <w:lang w:val="bg-BG"/>
+        </w:rPr>
+        <w:t>кратък</w:t>
+      </w:r>
+      <w:r>
+        <w:rPr>
+          <w:lang w:val="bg-BG"/>
+        </w:rPr>
+        <w:t xml:space="preserve"> </w:t>
+      </w:r>
+      <w:r>
+        <w:rPr>
+          <w:b/>
+          <w:bCs/>
+          <w:lang w:val="bg-BG"/>
+        </w:rPr>
+        <w:t>текст</w:t>
+      </w:r>
+      <w:r>
+        <w:rPr>
+          <w:lang w:val="bg-BG"/>
+        </w:rPr>
+        <w:t xml:space="preserve"> за училищния клуб.</w:t>
+      </w:r>
+    </w:p>
+    <w:p>
+      <w:pPr>
+        <w:spacing w:before="0" w:after="40"/>
+        <w:rPr>
+          <w:lang w:val="bg-BG"/>
+        </w:rPr>
+      </w:pPr>
+      <w:r>
+        <w:rPr>
+          <w:noProof/>
+          <w:lang w:val="bg-BG"/>
+        </w:rPr>
+        <w:drawing>
+          <wp:inline distT="0" distB="0" distL="0" distR="0" wp14:anchorId="61845203" wp14:editId="4AA9E337">
+            <wp:extent cx="3296097" cy="1660525"/>
+            <wp:effectExtent l="12700" t="12700" r="19050" b="15875"/>
+            <wp:docPr id="1739531286" name="Picture 1"/>
+            <wp:cNvGraphicFramePr>
+              <a:graphicFrameLocks xmlns:a="http://schemas.openxmlformats.org/drawingml/2006/main" noChangeAspect="1"/>
+            </wp:cNvGraphicFramePr>
+            <a:graphic xmlns:a="http://schemas.openxmlformats.org/drawingml/2006/main">
+              <a:graphicData uri="http://schemas.openxmlformats.org/drawingml/2006/picture">
+                <pic:pic xmlns:pic="http://schemas.openxmlformats.org/drawingml/2006/picture">
+                  <pic:nvPicPr>
+                    <pic:cNvPr id="1739531286" name="Picture 1739531286"/>
+                    <pic:cNvPicPr/>
+                  </pic:nvPicPr>
+                  <pic:blipFill>
+                    <a:blip r:embed="rId9" cstate="print">
+                      <a:extLst>
+                        <a:ext uri="{28A0092B-C50C-407E-A947-70E740481C1C}">
+                          <a14:useLocalDpi xmlns:a14="http://schemas.microsoft.com/office/drawing/2010/main" val="0"/>
+                        </a:ext>
+                      </a:extLst>
+                    </a:blip>
+                    <a:stretch>
+                      <a:fillRect/>
+                    </a:stretch>
+                  </pic:blipFill>
+                  <pic:spPr>
+                    <a:xfrm>
+                      <a:off x="0" y="0"/>
+                      <a:ext cx="3420346" cy="1723120"/>
+                    </a:xfrm>
+                    <a:prstGeom prst="rect">
+                      <a:avLst/>
+                    </a:prstGeom>
+                    <a:ln>
+                      <a:solidFill>
+                        <a:schemeClr val="bg1">
+                          <a:lumMod val="75000"/>
+                        </a:schemeClr>
+                      </a:solidFill>
+                    </a:ln>
+                  </pic:spPr>
+                </pic:pic>
+              </a:graphicData>
+            </a:graphic>
+          </wp:inline>
+        </w:drawing>
       </w:r>
     </w:p>
     <w:p>
@@ -721,20 +929,96 @@
         <w:rPr>
           <w:lang w:val="bg-BG"/>
         </w:rPr>
-        <w:t xml:space="preserve">Създайте страница </w:t>
+        <w:t xml:space="preserve">Прегледайте страницата и кликнете върху </w:t>
       </w:r>
       <w:r>
         <w:rPr>
           <w:b/>
           <w:lang w:val="bg-BG"/>
         </w:rPr>
-        <w:t>"За клуба"</w:t>
-      </w:r>
-      <w:r>
-        <w:rPr>
-          <w:lang w:val="bg-BG"/>
-        </w:rPr>
-        <w:t xml:space="preserve"> и добавете кратък текст за училищния клуб.</w:t>
+        <w:t>[</w:t>
+      </w:r>
+      <w:r>
+        <w:rPr>
+          <w:b/>
+          <w:lang w:val="en-GB"/>
+        </w:rPr>
+        <w:t>Publish</w:t>
+      </w:r>
+      <w:r>
+        <w:rPr>
+          <w:b/>
+          <w:lang w:val="bg-BG"/>
+        </w:rPr>
+        <w:t>]</w:t>
+      </w:r>
+      <w:r>
+        <w:rPr>
+          <w:lang w:val="bg-BG"/>
+        </w:rPr>
+        <w:t>.</w:t>
+      </w:r>
+    </w:p>
+    <w:p>
+      <w:pPr>
+        <w:spacing w:before="0" w:after="40"/>
+        <w:rPr>
+          <w:lang w:val="bg-BG"/>
+        </w:rPr>
+      </w:pPr>
+      <w:r>
+        <w:rPr>
+          <w:noProof/>
+          <w:lang w:val="bg-BG"/>
+        </w:rPr>
+        <w:drawing>
+          <wp:inline distT="0" distB="0" distL="0" distR="0" wp14:anchorId="73E0EC2D" wp14:editId="0231C6F2">
+            <wp:extent cx="3296920" cy="340592"/>
+            <wp:effectExtent l="12700" t="12700" r="5080" b="15240"/>
+            <wp:docPr id="1971473481" name="Picture 2"/>
+            <wp:cNvGraphicFramePr>
+              <a:graphicFrameLocks xmlns:a="http://schemas.openxmlformats.org/drawingml/2006/main" noChangeAspect="1"/>
+            </wp:cNvGraphicFramePr>
+            <a:graphic xmlns:a="http://schemas.openxmlformats.org/drawingml/2006/main">
+              <a:graphicData uri="http://schemas.openxmlformats.org/drawingml/2006/picture">
+                <pic:pic xmlns:pic="http://schemas.openxmlformats.org/drawingml/2006/picture">
+                  <pic:nvPicPr>
+                    <pic:cNvPr id="1971473481" name="Picture 1971473481"/>
+                    <pic:cNvPicPr/>
+                  </pic:nvPicPr>
+                  <pic:blipFill>
+                    <a:blip r:embed="rId10" cstate="print">
+                      <a:extLst>
+                        <a:ext uri="{28A0092B-C50C-407E-A947-70E740481C1C}">
+                          <a14:useLocalDpi xmlns:a14="http://schemas.microsoft.com/office/drawing/2010/main" val="0"/>
+                        </a:ext>
+                      </a:extLst>
+                    </a:blip>
+                    <a:stretch>
+                      <a:fillRect/>
+                    </a:stretch>
+                  </pic:blipFill>
+                  <pic:spPr>
+                    <a:xfrm>
+                      <a:off x="0" y="0"/>
+                      <a:ext cx="3452506" cy="356665"/>
+                    </a:xfrm>
+                    <a:prstGeom prst="rect">
+                      <a:avLst/>
+                    </a:prstGeom>
+                    <a:ln>
+                      <a:solidFill>
+                        <a:schemeClr val="bg1">
+                          <a:lumMod val="75000"/>
+                        </a:schemeClr>
+                      </a:solidFill>
+                    </a:ln>
+                  </pic:spPr>
+                </pic:pic>
+              </a:graphicData>
+            </a:graphic>
+          </wp:inline>
+        </w:drawing>
       </w:r>
     </w:p>
     <w:p>
@@ -753,125 +1037,140 @@
         <w:rPr>
           <w:lang w:val="bg-BG"/>
         </w:rPr>
-        <w:t xml:space="preserve">Добавете блок </w:t>
+        <w:t xml:space="preserve">По същия начин създайте </w:t>
+      </w:r>
+      <w:r>
+        <w:rPr>
+          <w:lang w:val="bg-BG"/>
+        </w:rPr>
+        <w:t xml:space="preserve">страница </w:t>
       </w:r>
       <w:r>
         <w:rPr>
           <w:b/>
           <w:lang w:val="bg-BG"/>
         </w:rPr>
-        <w:t>[</w:t>
+        <w:t>"Контакти"</w:t>
+      </w:r>
+      <w:r>
+        <w:rPr>
+          <w:lang w:val="bg-BG"/>
+        </w:rPr>
+        <w:t xml:space="preserve"> с </w:t>
       </w:r>
       <w:r>
         <w:rPr>
           <w:b/>
-        </w:rPr>
-        <w:t>Image</w:t>
+          <w:bCs/>
+          <w:lang w:val="bg-BG"/>
+        </w:rPr>
+        <w:t>информация</w:t>
+      </w:r>
+      <w:r>
+        <w:rPr>
+          <w:lang w:val="bg-BG"/>
+        </w:rPr>
+        <w:t xml:space="preserve"> за </w:t>
       </w:r>
       <w:r>
         <w:rPr>
           <w:b/>
-          <w:lang w:val="bg-BG"/>
-        </w:rPr>
-        <w:t>]</w:t>
-      </w:r>
-      <w:r>
-        <w:rPr>
-          <w:lang w:val="bg-BG"/>
-        </w:rPr>
-        <w:t xml:space="preserve"> и подходящо изображение.</w:t>
+          <w:bCs/>
+          <w:lang w:val="bg-BG"/>
+        </w:rPr>
+        <w:t>място</w:t>
+      </w:r>
+      <w:r>
+        <w:rPr>
+          <w:lang w:val="bg-BG"/>
+        </w:rPr>
+        <w:t xml:space="preserve"> и </w:t>
+      </w:r>
+      <w:r>
+        <w:rPr>
+          <w:b/>
+          <w:bCs/>
+          <w:lang w:val="bg-BG"/>
+        </w:rPr>
+        <w:t>време</w:t>
+      </w:r>
+      <w:r>
+        <w:rPr>
+          <w:lang w:val="bg-BG"/>
+        </w:rPr>
+        <w:t xml:space="preserve"> на срещите.</w:t>
       </w:r>
     </w:p>
     <w:p>
       <w:pPr>
-        <w:pStyle w:val="ListParagraph"/>
+        <w:spacing w:before="0" w:after="40"/>
+        <w:rPr>
+          <w:lang w:val="bg-BG"/>
+        </w:rPr>
+      </w:pPr>
+      <w:r>
+        <w:rPr>
+          <w:noProof/>
+          <w:lang w:val="bg-BG"/>
+        </w:rPr>
+        <w:lastRenderedPageBreak/>
+        <w:drawing>
+          <wp:inline distT="0" distB="0" distL="0" distR="0" wp14:anchorId="2BADB513" wp14:editId="5D21E772">
+            <wp:extent cx="3284174" cy="2053459"/>
+            <wp:effectExtent l="12700" t="12700" r="18415" b="17145"/>
+            <wp:docPr id="2079462621" name="Picture 3"/>
+            <wp:cNvGraphicFramePr>
+              <a:graphicFrameLocks xmlns:a="http://schemas.openxmlformats.org/drawingml/2006/main" noChangeAspect="1"/>
+            </wp:cNvGraphicFramePr>
+            <a:graphic xmlns:a="http://schemas.openxmlformats.org/drawingml/2006/main">
+              <a:graphicData uri="http://schemas.openxmlformats.org/drawingml/2006/picture">
+                <pic:pic xmlns:pic="http://schemas.openxmlformats.org/drawingml/2006/picture">
+                  <pic:nvPicPr>
+                    <pic:cNvPr id="2079462621" name="Picture 2079462621"/>
+                    <pic:cNvPicPr/>
+                  </pic:nvPicPr>
+                  <pic:blipFill>
+                    <a:blip r:embed="rId11" cstate="print">
+                      <a:extLst>
+                        <a:ext uri="{28A0092B-C50C-407E-A947-70E740481C1C}">
+                          <a14:useLocalDpi xmlns:a14="http://schemas.microsoft.com/office/drawing/2010/main" val="0"/>
+                        </a:ext>
+                      </a:extLst>
+                    </a:blip>
+                    <a:stretch>
+                      <a:fillRect/>
+                    </a:stretch>
+                  </pic:blipFill>
+                  <pic:spPr>
+                    <a:xfrm>
+                      <a:off x="0" y="0"/>
+                      <a:ext cx="3295596" cy="2060601"/>
+                    </a:xfrm>
+                    <a:prstGeom prst="rect">
+                      <a:avLst/>
+                    </a:prstGeom>
+                    <a:ln>
+                      <a:solidFill>
+                        <a:schemeClr val="bg1">
+                          <a:lumMod val="75000"/>
+                        </a:schemeClr>
+                      </a:solidFill>
+                    </a:ln>
+                  </pic:spPr>
+                </pic:pic>
+              </a:graphicData>
+            </a:graphic>
+          </wp:inline>
+        </w:drawing>
+      </w:r>
+    </w:p>
+    <w:p>
+      <w:pPr>
+        <w:pStyle w:val="Heading3"/>
         <w:numPr>
           <w:ilvl w:val="0"/>
-          <w:numId w:val="24"/>
+          <w:numId w:val="4"/>
         </w:numPr>
-        <w:spacing w:before="0" w:after="40"/>
-        <w:rPr>
-          <w:lang w:val="bg-BG"/>
-        </w:rPr>
-      </w:pPr>
-      <w:r>
-        <w:rPr>
-          <w:lang w:val="bg-BG"/>
-        </w:rPr>
-        <w:t xml:space="preserve">Прегледайте страницата и кликнете върху </w:t>
-      </w:r>
-      <w:r>
-        <w:rPr>
-          <w:b/>
-          <w:lang w:val="bg-BG"/>
-        </w:rPr>
-        <w:t>[</w:t>
-      </w:r>
-      <w:r>
-        <w:rPr>
-          <w:b/>
-          <w:lang w:val="en-GB"/>
-        </w:rPr>
-        <w:t>Publish</w:t>
-      </w:r>
-      <w:r>
-        <w:rPr>
-          <w:b/>
-          <w:lang w:val="bg-BG"/>
-        </w:rPr>
-        <w:t>]</w:t>
-      </w:r>
-      <w:r>
-        <w:rPr>
-          <w:lang w:val="bg-BG"/>
-        </w:rPr>
-        <w:t>.</w:t>
-      </w:r>
-    </w:p>
-    <w:p>
-      <w:pPr>
-        <w:pStyle w:val="ListParagraph"/>
-        <w:numPr>
-          <w:ilvl w:val="0"/>
-          <w:numId w:val="24"/>
-        </w:numPr>
-        <w:spacing w:before="0" w:after="40"/>
-        <w:rPr>
-          <w:lang w:val="bg-BG"/>
-        </w:rPr>
-      </w:pPr>
-      <w:r>
-        <w:rPr>
-          <w:lang w:val="bg-BG"/>
-        </w:rPr>
-        <w:t xml:space="preserve">Създайте и страница </w:t>
-      </w:r>
-      <w:r>
-        <w:rPr>
-          <w:b/>
-          <w:lang w:val="bg-BG"/>
-        </w:rPr>
-        <w:t>"Контакти"</w:t>
-      </w:r>
-      <w:r>
-        <w:rPr>
-          <w:lang w:val="bg-BG"/>
-        </w:rPr>
-        <w:t xml:space="preserve"> с информация за място и време на срещите.</w:t>
-      </w:r>
-    </w:p>
-    <w:p>
-      <w:pPr>
-        <w:spacing w:before="0" w:after="40"/>
-        <w:ind w:left="173" w:hanging="173"/>
-        <w:rPr>
-          <w:lang w:val="bg-BG"/>
-        </w:rPr>
-      </w:pPr>
-    </w:p>
-    <w:p>
-      <w:pPr>
-        <w:pStyle w:val="Heading3"/>
         <w:spacing w:before="80" w:after="60"/>
         <w:rPr>
           <w:lang w:val="bg-BG"/>
@@ -881,146 +1180,7 @@
         <w:rPr>
           <w:lang w:val="bg-BG"/>
         </w:rPr>
-        <w:t>2. Добавяне на медийно съдържание</w:t>
-      </w:r>
-    </w:p>
-    <w:p>
-      <w:pPr>
-        <w:pStyle w:val="ListParagraph"/>
-        <w:numPr>
-          <w:ilvl w:val="0"/>
-          <w:numId w:val="26"/>
-        </w:numPr>
-        <w:spacing w:before="0" w:after="40"/>
-        <w:rPr>
-          <w:lang w:val="bg-BG"/>
-        </w:rPr>
-      </w:pPr>
-      <w:r>
-        <w:rPr>
-          <w:lang w:val="bg-BG"/>
-        </w:rPr>
-        <w:t xml:space="preserve">Отворете менюто </w:t>
-      </w:r>
-      <w:r>
-        <w:rPr>
-          <w:b/>
-          <w:lang w:val="bg-BG"/>
-        </w:rPr>
-        <w:t>[Media]</w:t>
-      </w:r>
-      <w:r>
-        <w:rPr>
-          <w:lang w:val="bg-BG"/>
-        </w:rPr>
-        <w:t>.</w:t>
-      </w:r>
-    </w:p>
-    <w:p>
-      <w:pPr>
-        <w:pStyle w:val="ListParagraph"/>
-        <w:numPr>
-          <w:ilvl w:val="0"/>
-          <w:numId w:val="26"/>
-        </w:numPr>
-        <w:spacing w:before="0" w:after="40"/>
-        <w:rPr>
-          <w:lang w:val="bg-BG"/>
-        </w:rPr>
-      </w:pPr>
-      <w:r>
-        <w:rPr>
-          <w:lang w:val="bg-BG"/>
-        </w:rPr>
-        <w:t xml:space="preserve">Качете подходящо изображение за сайта </w:t>
-      </w:r>
-      <w:r>
-        <w:rPr>
-          <w:b/>
-          <w:lang w:val="bg-BG"/>
-        </w:rPr>
-        <w:t>"Книжни светове"</w:t>
-      </w:r>
-      <w:r>
-        <w:rPr>
-          <w:lang w:val="bg-BG"/>
-        </w:rPr>
-        <w:t>.</w:t>
-      </w:r>
-    </w:p>
-    <w:p>
-      <w:pPr>
-        <w:pStyle w:val="ListParagraph"/>
-        <w:numPr>
-          <w:ilvl w:val="0"/>
-          <w:numId w:val="26"/>
-        </w:numPr>
-        <w:spacing w:before="0" w:after="40"/>
-        <w:rPr>
-          <w:lang w:val="bg-BG"/>
-        </w:rPr>
-      </w:pPr>
-      <w:r>
-        <w:rPr>
-          <w:lang w:val="bg-BG"/>
-        </w:rPr>
-        <w:t xml:space="preserve">Добавете </w:t>
-      </w:r>
-      <w:r>
-        <w:rPr>
-          <w:b/>
-          <w:lang w:val="bg-BG"/>
-        </w:rPr>
-        <w:t>алтернативен текст</w:t>
-      </w:r>
-      <w:r>
-        <w:rPr>
-          <w:lang w:val="bg-BG"/>
-        </w:rPr>
-        <w:t xml:space="preserve"> към изображението.</w:t>
-      </w:r>
-    </w:p>
-    <w:p>
-      <w:pPr>
-        <w:pStyle w:val="ListParagraph"/>
-        <w:numPr>
-          <w:ilvl w:val="0"/>
-          <w:numId w:val="26"/>
-        </w:numPr>
-        <w:spacing w:before="0" w:after="40"/>
-        <w:rPr>
-          <w:lang w:val="bg-BG"/>
-        </w:rPr>
-      </w:pPr>
-      <w:r>
-        <w:rPr>
-          <w:lang w:val="bg-BG"/>
-        </w:rPr>
-        <w:t>Използвайте изображението в една от създадените страници.</w:t>
-      </w:r>
-    </w:p>
-    <w:p>
-      <w:pPr>
-        <w:spacing w:before="20" w:after="60"/>
-        <w:jc w:val="center"/>
-        <w:rPr>
-          <w:lang w:val="bg-BG"/>
-        </w:rPr>
-      </w:pPr>
-    </w:p>
-    <w:p>
-      <w:pPr>
-        <w:pStyle w:val="Heading3"/>
-        <w:spacing w:before="80" w:after="60"/>
-        <w:rPr>
-          <w:lang w:val="bg-BG"/>
-        </w:rPr>
-      </w:pPr>
-      <w:r>
-        <w:rPr>
-          <w:lang w:val="bg-BG"/>
-        </w:rPr>
-        <w:t>3. Създаване на категория</w:t>
+        <w:t>Създаване на категория</w:t>
       </w:r>
     </w:p>
     <w:p>
@@ -1081,133 +1241,178 @@
         <w:rPr>
           <w:lang w:val="bg-BG"/>
         </w:rPr>
+        <w:t xml:space="preserve">, </w:t>
+      </w:r>
+      <w:r>
+        <w:rPr>
+          <w:lang w:val="bg-BG"/>
+        </w:rPr>
+        <w:t>в</w:t>
+      </w:r>
+      <w:r>
+        <w:rPr>
+          <w:lang w:val="bg-BG"/>
+        </w:rPr>
+        <w:t xml:space="preserve">ъведете </w:t>
+      </w:r>
+      <w:r>
+        <w:rPr>
+          <w:b/>
+          <w:bCs/>
+          <w:lang w:val="bg-BG"/>
+        </w:rPr>
+        <w:t>име</w:t>
+      </w:r>
+      <w:r>
+        <w:rPr>
+          <w:lang w:val="bg-BG"/>
+        </w:rPr>
+        <w:t xml:space="preserve"> на категорията </w:t>
+      </w:r>
+      <w:r>
+        <w:rPr>
+          <w:b/>
+          <w:lang w:val="bg-BG"/>
+        </w:rPr>
+        <w:t>"Събития"</w:t>
+      </w:r>
+      <w:r>
+        <w:rPr>
+          <w:lang w:val="bg-BG"/>
+        </w:rPr>
+        <w:t xml:space="preserve"> и к</w:t>
+      </w:r>
+      <w:r>
+        <w:rPr>
+          <w:lang w:val="bg-BG"/>
+        </w:rPr>
+        <w:t xml:space="preserve">ликнете върху </w:t>
+      </w:r>
+      <w:r>
+        <w:rPr>
+          <w:b/>
+          <w:lang w:val="bg-BG"/>
+        </w:rPr>
+        <w:t>[</w:t>
+      </w:r>
+      <w:r>
+        <w:rPr>
+          <w:b/>
+        </w:rPr>
+        <w:t>Add</w:t>
+      </w:r>
+      <w:r>
+        <w:rPr>
+          <w:b/>
+          <w:lang w:val="bg-BG"/>
+        </w:rPr>
+        <w:t xml:space="preserve"> </w:t>
+      </w:r>
+      <w:r>
+        <w:rPr>
+          <w:b/>
+        </w:rPr>
+        <w:t>Category</w:t>
+      </w:r>
+      <w:r>
+        <w:rPr>
+          <w:b/>
+          <w:lang w:val="bg-BG"/>
+        </w:rPr>
+        <w:t>]</w:t>
+      </w:r>
+      <w:r>
+        <w:rPr>
+          <w:lang w:val="bg-BG"/>
+        </w:rPr>
         <w:t>.</w:t>
       </w:r>
     </w:p>
     <w:p>
       <w:pPr>
-        <w:pStyle w:val="ListParagraph"/>
+        <w:spacing w:before="0" w:after="40"/>
+        <w:rPr>
+          <w:lang w:val="bg-BG"/>
+        </w:rPr>
+      </w:pPr>
+      <w:r>
+        <w:rPr>
+          <w:noProof/>
+          <w:lang w:val="bg-BG"/>
+        </w:rPr>
+        <w:drawing>
+          <wp:inline distT="0" distB="0" distL="0" distR="0" wp14:anchorId="75CBD072" wp14:editId="2F7FC1BA">
+            <wp:extent cx="2126493" cy="2877020"/>
+            <wp:effectExtent l="12700" t="12700" r="7620" b="6350"/>
+            <wp:docPr id="836937161" name="Picture 4"/>
+            <wp:cNvGraphicFramePr>
+              <a:graphicFrameLocks xmlns:a="http://schemas.openxmlformats.org/drawingml/2006/main" noChangeAspect="1"/>
+            </wp:cNvGraphicFramePr>
+            <a:graphic xmlns:a="http://schemas.openxmlformats.org/drawingml/2006/main">
+              <a:graphicData uri="http://schemas.openxmlformats.org/drawingml/2006/picture">
+                <pic:pic xmlns:pic="http://schemas.openxmlformats.org/drawingml/2006/picture">
+                  <pic:nvPicPr>
+                    <pic:cNvPr id="836937161" name="Picture 836937161"/>
+                    <pic:cNvPicPr/>
+                  </pic:nvPicPr>
+                  <pic:blipFill>
+                    <a:blip r:embed="rId12" cstate="print">
+                      <a:extLst>
+                        <a:ext uri="{28A0092B-C50C-407E-A947-70E740481C1C}">
+                          <a14:useLocalDpi xmlns:a14="http://schemas.microsoft.com/office/drawing/2010/main" val="0"/>
+                        </a:ext>
+                      </a:extLst>
+                    </a:blip>
+                    <a:stretch>
+                      <a:fillRect/>
+                    </a:stretch>
+                  </pic:blipFill>
+                  <pic:spPr>
+                    <a:xfrm>
+                      <a:off x="0" y="0"/>
+                      <a:ext cx="2153799" cy="2913963"/>
+                    </a:xfrm>
+                    <a:prstGeom prst="rect">
+                      <a:avLst/>
+                    </a:prstGeom>
+                    <a:ln>
+                      <a:solidFill>
+                        <a:schemeClr val="bg1">
+                          <a:lumMod val="75000"/>
+                        </a:schemeClr>
+                      </a:solidFill>
+                    </a:ln>
+                  </pic:spPr>
+                </pic:pic>
+              </a:graphicData>
+            </a:graphic>
+          </wp:inline>
+        </w:drawing>
+      </w:r>
+    </w:p>
+    <w:p>
+      <w:pPr>
+        <w:pStyle w:val="Heading3"/>
         <w:numPr>
           <w:ilvl w:val="0"/>
-          <w:numId w:val="28"/>
+          <w:numId w:val="4"/>
         </w:numPr>
-        <w:spacing w:before="0" w:after="40"/>
-        <w:ind w:left="360"/>
-        <w:rPr>
-          <w:lang w:val="bg-BG"/>
-        </w:rPr>
-      </w:pPr>
-      <w:r>
-        <w:rPr>
-          <w:lang w:val="bg-BG"/>
-        </w:rPr>
-        <w:lastRenderedPageBreak/>
-        <w:t xml:space="preserve">Въведете име на категорията </w:t>
-      </w:r>
-      <w:r>
-        <w:rPr>
-          <w:b/>
-          <w:lang w:val="bg-BG"/>
-        </w:rPr>
-        <w:t>"Събития"</w:t>
-      </w:r>
-      <w:r>
-        <w:rPr>
-          <w:lang w:val="bg-BG"/>
-        </w:rPr>
-        <w:t>.</w:t>
-      </w:r>
-    </w:p>
-    <w:p>
-      <w:pPr>
-        <w:pStyle w:val="ListParagraph"/>
-        <w:numPr>
-          <w:ilvl w:val="0"/>
-          <w:numId w:val="28"/>
-        </w:numPr>
-        <w:spacing w:before="0" w:after="40"/>
-        <w:ind w:left="360"/>
-        <w:rPr>
-          <w:lang w:val="bg-BG"/>
-        </w:rPr>
-      </w:pPr>
-      <w:r>
-        <w:rPr>
-          <w:lang w:val="bg-BG"/>
-        </w:rPr>
-        <w:t xml:space="preserve">Кликнете върху </w:t>
-      </w:r>
-      <w:r>
-        <w:rPr>
-          <w:b/>
-          <w:lang w:val="bg-BG"/>
-        </w:rPr>
-        <w:t>[</w:t>
-      </w:r>
-      <w:r>
-        <w:rPr>
-          <w:b/>
-        </w:rPr>
-        <w:t>Add New Category</w:t>
-      </w:r>
-      <w:r>
-        <w:rPr>
-          <w:b/>
-          <w:lang w:val="bg-BG"/>
-        </w:rPr>
-        <w:t>]</w:t>
-      </w:r>
-      <w:r>
-        <w:rPr>
-          <w:lang w:val="bg-BG"/>
-        </w:rPr>
-        <w:t>.</w:t>
-      </w:r>
-    </w:p>
-    <w:p>
-      <w:pPr>
-        <w:pStyle w:val="ListParagraph"/>
-        <w:numPr>
-          <w:ilvl w:val="0"/>
-          <w:numId w:val="27"/>
-        </w:numPr>
-        <w:spacing w:before="0" w:after="80"/>
-        <w:ind w:left="360"/>
-        <w:rPr>
-          <w:lang w:val="bg-BG"/>
-        </w:rPr>
-      </w:pPr>
-      <w:r>
-        <w:rPr>
-          <w:lang w:val="bg-BG"/>
-        </w:rPr>
-        <w:t>Категорията ще се използва за публикации, свързани със събития на клуба.</w:t>
-      </w:r>
-    </w:p>
-    <w:p>
-      <w:pPr>
-        <w:spacing w:before="20" w:after="60"/>
-        <w:rPr>
-          <w:lang w:val="bg-BG"/>
-        </w:rPr>
-      </w:pPr>
-    </w:p>
-    <w:p>
-      <w:pPr>
-        <w:pStyle w:val="Heading3"/>
         <w:spacing w:before="80" w:after="60"/>
         <w:rPr>
           <w:lang w:val="bg-BG"/>
         </w:rPr>
       </w:pPr>
       <w:r>
-        <w:t>4</w:t>
-      </w:r>
-      <w:r>
-        <w:rPr>
-          <w:lang w:val="bg-BG"/>
-        </w:rPr>
-        <w:t>. Създаване на категория</w:t>
+        <w:rPr>
+          <w:lang w:val="bg-BG"/>
+        </w:rPr>
+        <w:t xml:space="preserve">Създаване на </w:t>
+      </w:r>
+      <w:r>
+        <w:rPr>
+          <w:lang w:val="bg-BG"/>
+        </w:rPr>
+        <w:t>публикация</w:t>
       </w:r>
     </w:p>
     <w:p>
@@ -1267,7 +1472,102 @@
         <w:rPr>
           <w:lang w:val="bg-BG"/>
         </w:rPr>
+        <w:t xml:space="preserve"> и в</w:t>
+      </w:r>
+      <w:r>
+        <w:rPr>
+          <w:lang w:val="bg-BG"/>
+        </w:rPr>
+        <w:t xml:space="preserve">ъведете </w:t>
+      </w:r>
+      <w:r>
+        <w:rPr>
+          <w:b/>
+          <w:bCs/>
+          <w:lang w:val="bg-BG"/>
+        </w:rPr>
+        <w:t>заглавие</w:t>
+      </w:r>
+      <w:r>
+        <w:rPr>
+          <w:lang w:val="bg-BG"/>
+        </w:rPr>
+        <w:t xml:space="preserve"> </w:t>
+      </w:r>
+      <w:r>
+        <w:rPr>
+          <w:b/>
+          <w:lang w:val="bg-BG"/>
+        </w:rPr>
+        <w:t>"Ден на книгата в училище"</w:t>
+      </w:r>
+      <w:r>
+        <w:rPr>
+          <w:lang w:val="bg-BG"/>
+        </w:rPr>
         <w:t>.</w:t>
+      </w:r>
+    </w:p>
+    <w:p>
+      <w:pPr>
+        <w:spacing w:before="0" w:after="40"/>
+        <w:rPr>
+          <w:lang w:val="bg-BG"/>
+        </w:rPr>
+      </w:pPr>
+      <w:r>
+        <w:rPr>
+          <w:noProof/>
+          <w:lang w:val="bg-BG"/>
+        </w:rPr>
+        <w:drawing>
+          <wp:inline distT="0" distB="0" distL="0" distR="0" wp14:anchorId="49DBB7E2" wp14:editId="33FA9701">
+            <wp:extent cx="3314519" cy="2048112"/>
+            <wp:effectExtent l="12700" t="12700" r="13335" b="9525"/>
+            <wp:docPr id="168242530" name="Picture 5"/>
+            <wp:cNvGraphicFramePr>
+              <a:graphicFrameLocks xmlns:a="http://schemas.openxmlformats.org/drawingml/2006/main" noChangeAspect="1"/>
+            </wp:cNvGraphicFramePr>
+            <a:graphic xmlns:a="http://schemas.openxmlformats.org/drawingml/2006/main">
+              <a:graphicData uri="http://schemas.openxmlformats.org/drawingml/2006/picture">
+                <pic:pic xmlns:pic="http://schemas.openxmlformats.org/drawingml/2006/picture">
+                  <pic:nvPicPr>
+                    <pic:cNvPr id="168242530" name="Picture 168242530"/>
+                    <pic:cNvPicPr/>
+                  </pic:nvPicPr>
+                  <pic:blipFill>
+                    <a:blip r:embed="rId13" cstate="print">
+                      <a:extLst>
+                        <a:ext uri="{28A0092B-C50C-407E-A947-70E740481C1C}">
+                          <a14:useLocalDpi xmlns:a14="http://schemas.microsoft.com/office/drawing/2010/main" val="0"/>
+                        </a:ext>
+                      </a:extLst>
+                    </a:blip>
+                    <a:stretch>
+                      <a:fillRect/>
+                    </a:stretch>
+                  </pic:blipFill>
+                  <pic:spPr>
+                    <a:xfrm>
+                      <a:off x="0" y="0"/>
+                      <a:ext cx="3451850" cy="2132972"/>
+                    </a:xfrm>
+                    <a:prstGeom prst="rect">
+                      <a:avLst/>
+                    </a:prstGeom>
+                    <a:ln>
+                      <a:solidFill>
+                        <a:schemeClr val="bg1">
+                          <a:lumMod val="75000"/>
+                        </a:schemeClr>
+                      </a:solidFill>
+                    </a:ln>
+                  </pic:spPr>
+                </pic:pic>
+              </a:graphicData>
+            </a:graphic>
+          </wp:inline>
+        </w:drawing>
       </w:r>
     </w:p>
     <w:p>
@@ -1286,20 +1586,98 @@
         <w:rPr>
           <w:lang w:val="bg-BG"/>
         </w:rPr>
-        <w:t xml:space="preserve">Въведете заглавие </w:t>
+        <w:t xml:space="preserve">Добавете </w:t>
       </w:r>
       <w:r>
         <w:rPr>
           <w:b/>
-          <w:lang w:val="bg-BG"/>
-        </w:rPr>
-        <w:t>"Ден на книгата в училище"</w:t>
+          <w:bCs/>
+          <w:lang w:val="bg-BG"/>
+        </w:rPr>
+        <w:t>кратък текст</w:t>
+      </w:r>
+      <w:r>
+        <w:rPr>
+          <w:lang w:val="bg-BG"/>
+        </w:rPr>
+        <w:t xml:space="preserve"> за събитието и </w:t>
+      </w:r>
+      <w:r>
+        <w:rPr>
+          <w:b/>
+          <w:bCs/>
+          <w:lang w:val="bg-BG"/>
+        </w:rPr>
+        <w:t>подходящо изображение</w:t>
       </w:r>
       <w:r>
         <w:rPr>
           <w:lang w:val="bg-BG"/>
         </w:rPr>
         <w:t>.</w:t>
+      </w:r>
+    </w:p>
+    <w:p>
+      <w:pPr>
+        <w:spacing w:before="0" w:after="40"/>
+        <w:rPr>
+          <w:lang w:val="bg-BG"/>
+        </w:rPr>
+      </w:pPr>
+      <w:r>
+        <w:rPr>
+          <w:noProof/>
+          <w:lang w:val="bg-BG"/>
+        </w:rPr>
+        <w:lastRenderedPageBreak/>
+        <w:drawing>
+          <wp:inline distT="0" distB="0" distL="0" distR="0" wp14:anchorId="2838D089" wp14:editId="3CE4E38E">
+            <wp:extent cx="3183792" cy="4485249"/>
+            <wp:effectExtent l="12700" t="12700" r="17145" b="10795"/>
+            <wp:docPr id="147226269" name="Picture 6"/>
+            <wp:cNvGraphicFramePr>
+              <a:graphicFrameLocks xmlns:a="http://schemas.openxmlformats.org/drawingml/2006/main" noChangeAspect="1"/>
+            </wp:cNvGraphicFramePr>
+            <a:graphic xmlns:a="http://schemas.openxmlformats.org/drawingml/2006/main">
+              <a:graphicData uri="http://schemas.openxmlformats.org/drawingml/2006/picture">
+                <pic:pic xmlns:pic="http://schemas.openxmlformats.org/drawingml/2006/picture">
+                  <pic:nvPicPr>
+                    <pic:cNvPr id="147226269" name="Picture 147226269"/>
+                    <pic:cNvPicPr/>
+                  </pic:nvPicPr>
+                  <pic:blipFill>
+                    <a:blip r:embed="rId14" cstate="print">
+                      <a:extLst>
+                        <a:ext uri="{28A0092B-C50C-407E-A947-70E740481C1C}">
+                          <a14:useLocalDpi xmlns:a14="http://schemas.microsoft.com/office/drawing/2010/main" val="0"/>
+                        </a:ext>
+                      </a:extLst>
+                    </a:blip>
+                    <a:stretch>
+                      <a:fillRect/>
+                    </a:stretch>
+                  </pic:blipFill>
+                  <pic:spPr>
+                    <a:xfrm>
+                      <a:off x="0" y="0"/>
+                      <a:ext cx="3225259" cy="4543667"/>
+                    </a:xfrm>
+                    <a:prstGeom prst="rect">
+                      <a:avLst/>
+                    </a:prstGeom>
+                    <a:ln>
+                      <a:solidFill>
+                        <a:schemeClr val="bg1">
+                          <a:lumMod val="75000"/>
+                        </a:schemeClr>
+                      </a:solidFill>
+                    </a:ln>
+                  </pic:spPr>
+                </pic:pic>
+              </a:graphicData>
+            </a:graphic>
+          </wp:inline>
+        </w:drawing>
       </w:r>
     </w:p>
     <w:p>
@@ -1318,7 +1696,175 @@
         <w:rPr>
           <w:lang w:val="bg-BG"/>
         </w:rPr>
-        <w:t>Добавете кратък текст за събитието и подходящо изображение.</w:t>
+        <w:t xml:space="preserve">От </w:t>
+      </w:r>
+      <w:r>
+        <w:rPr>
+          <w:b/>
+          <w:bCs/>
+          <w:lang w:val="bg-BG"/>
+        </w:rPr>
+        <w:t>настройките</w:t>
+      </w:r>
+      <w:r>
+        <w:rPr>
+          <w:lang w:val="bg-BG"/>
+        </w:rPr>
+        <w:t xml:space="preserve"> и</w:t>
+      </w:r>
+      <w:r>
+        <w:rPr>
+          <w:lang w:val="bg-BG"/>
+        </w:rPr>
+        <w:t xml:space="preserve">зберете </w:t>
+      </w:r>
+      <w:r>
+        <w:rPr>
+          <w:b/>
+          <w:bCs/>
+          <w:lang w:val="bg-BG"/>
+        </w:rPr>
+        <w:t>категория</w:t>
+      </w:r>
+      <w:r>
+        <w:rPr>
+          <w:lang w:val="bg-BG"/>
+        </w:rPr>
+        <w:t xml:space="preserve"> </w:t>
+      </w:r>
+      <w:r>
+        <w:rPr>
+          <w:b/>
+          <w:lang w:val="bg-BG"/>
+        </w:rPr>
+        <w:t>"Събития"</w:t>
+      </w:r>
+      <w:r>
+        <w:rPr>
+          <w:lang w:val="bg-BG"/>
+        </w:rPr>
+        <w:t>, до</w:t>
+      </w:r>
+      <w:r>
+        <w:rPr>
+          <w:lang w:val="bg-BG"/>
+        </w:rPr>
+        <w:t xml:space="preserve">бавете </w:t>
+      </w:r>
+      <w:r>
+        <w:rPr>
+          <w:b/>
+          <w:bCs/>
+          <w:lang w:val="bg-BG"/>
+        </w:rPr>
+        <w:t>етикети</w:t>
+      </w:r>
+      <w:r>
+        <w:rPr>
+          <w:lang w:val="bg-BG"/>
+        </w:rPr>
+        <w:t xml:space="preserve"> </w:t>
+      </w:r>
+      <w:r>
+        <w:rPr>
+          <w:b/>
+          <w:lang w:val="bg-BG"/>
+        </w:rPr>
+        <w:t>книги</w:t>
+      </w:r>
+      <w:r>
+        <w:rPr>
+          <w:lang w:val="bg-BG"/>
+        </w:rPr>
+        <w:t xml:space="preserve">, </w:t>
+      </w:r>
+      <w:r>
+        <w:rPr>
+          <w:b/>
+          <w:lang w:val="bg-BG"/>
+        </w:rPr>
+        <w:t>четене</w:t>
+      </w:r>
+      <w:r>
+        <w:rPr>
+          <w:lang w:val="bg-BG"/>
+        </w:rPr>
+        <w:t xml:space="preserve"> и </w:t>
+      </w:r>
+      <w:r>
+        <w:rPr>
+          <w:b/>
+          <w:lang w:val="bg-BG"/>
+        </w:rPr>
+        <w:t>училище</w:t>
+      </w:r>
+      <w:r>
+        <w:rPr>
+          <w:lang w:val="bg-BG"/>
+        </w:rPr>
+        <w:t>.</w:t>
+      </w:r>
+    </w:p>
+    <w:p>
+      <w:pPr>
+        <w:spacing w:before="0" w:after="40"/>
+        <w:rPr>
+          <w:lang w:val="bg-BG"/>
+        </w:rPr>
+      </w:pPr>
+      <w:r>
+        <w:rPr>
+          <w:noProof/>
+          <w:lang w:val="bg-BG"/>
+        </w:rPr>
+        <w:drawing>
+          <wp:inline distT="0" distB="0" distL="0" distR="0" wp14:anchorId="533C36B9" wp14:editId="1FB9FB28">
+            <wp:extent cx="1771087" cy="2410069"/>
+            <wp:effectExtent l="12700" t="12700" r="6985" b="15875"/>
+            <wp:docPr id="688388147" name="Picture 7"/>
+            <wp:cNvGraphicFramePr>
+              <a:graphicFrameLocks xmlns:a="http://schemas.openxmlformats.org/drawingml/2006/main" noChangeAspect="1"/>
+            </wp:cNvGraphicFramePr>
+            <a:graphic xmlns:a="http://schemas.openxmlformats.org/drawingml/2006/main">
+              <a:graphicData uri="http://schemas.openxmlformats.org/drawingml/2006/picture">
+                <pic:pic xmlns:pic="http://schemas.openxmlformats.org/drawingml/2006/picture">
+                  <pic:nvPicPr>
+                    <pic:cNvPr id="688388147" name="Picture 688388147"/>
+                    <pic:cNvPicPr/>
+                  </pic:nvPicPr>
+                  <pic:blipFill>
+                    <a:blip r:embed="rId15" cstate="print">
+                      <a:extLst>
+                        <a:ext uri="{28A0092B-C50C-407E-A947-70E740481C1C}">
+                          <a14:useLocalDpi xmlns:a14="http://schemas.microsoft.com/office/drawing/2010/main" val="0"/>
+                        </a:ext>
+                      </a:extLst>
+                    </a:blip>
+                    <a:stretch>
+                      <a:fillRect/>
+                    </a:stretch>
+                  </pic:blipFill>
+                  <pic:spPr>
+                    <a:xfrm>
+                      <a:off x="0" y="0"/>
+                      <a:ext cx="1830498" cy="2490914"/>
+                    </a:xfrm>
+                    <a:prstGeom prst="rect">
+                      <a:avLst/>
+                    </a:prstGeom>
+                    <a:ln>
+                      <a:solidFill>
+                        <a:schemeClr val="bg1">
+                          <a:lumMod val="75000"/>
+                        </a:schemeClr>
+                      </a:solidFill>
+                    </a:ln>
+                  </pic:spPr>
+                </pic:pic>
+              </a:graphicData>
+            </a:graphic>
+          </wp:inline>
+        </w:drawing>
       </w:r>
     </w:p>
     <w:p>
@@ -1337,20 +1883,88 @@
         <w:rPr>
           <w:lang w:val="bg-BG"/>
         </w:rPr>
-        <w:t xml:space="preserve">Изберете категория </w:t>
+        <w:t>З</w:t>
+      </w:r>
+      <w:r>
+        <w:rPr>
+          <w:lang w:val="bg-BG"/>
+        </w:rPr>
+        <w:t xml:space="preserve">адайте подходящо </w:t>
       </w:r>
       <w:r>
         <w:rPr>
           <w:b/>
           <w:lang w:val="bg-BG"/>
         </w:rPr>
-        <w:t>"Събития"</w:t>
-      </w:r>
-      <w:r>
-        <w:rPr>
-          <w:lang w:val="bg-BG"/>
-        </w:rPr>
-        <w:t>.</w:t>
+        <w:t>основно изображение</w:t>
+      </w:r>
+      <w:r>
+        <w:rPr>
+          <w:lang w:val="bg-BG"/>
+        </w:rPr>
+        <w:t xml:space="preserve"> на публикацията.</w:t>
+      </w:r>
+    </w:p>
+    <w:p>
+      <w:pPr>
+        <w:spacing w:before="0" w:after="40"/>
+        <w:rPr>
+          <w:lang w:val="bg-BG"/>
+        </w:rPr>
+      </w:pPr>
+      <w:r>
+        <w:rPr>
+          <w:noProof/>
+          <w:lang w:val="bg-BG"/>
+        </w:rPr>
+        <w:drawing>
+          <wp:inline distT="0" distB="0" distL="0" distR="0" wp14:anchorId="4ABFDC27" wp14:editId="4B30870E">
+            <wp:extent cx="1771015" cy="1681777"/>
+            <wp:effectExtent l="12700" t="12700" r="6985" b="7620"/>
+            <wp:docPr id="570983713" name="Picture 8"/>
+            <wp:cNvGraphicFramePr>
+              <a:graphicFrameLocks xmlns:a="http://schemas.openxmlformats.org/drawingml/2006/main" noChangeAspect="1"/>
+            </wp:cNvGraphicFramePr>
+            <a:graphic xmlns:a="http://schemas.openxmlformats.org/drawingml/2006/main">
+              <a:graphicData uri="http://schemas.openxmlformats.org/drawingml/2006/picture">
+                <pic:pic xmlns:pic="http://schemas.openxmlformats.org/drawingml/2006/picture">
+                  <pic:nvPicPr>
+                    <pic:cNvPr id="570983713" name="Picture 570983713"/>
+                    <pic:cNvPicPr/>
+                  </pic:nvPicPr>
+                  <pic:blipFill>
+                    <a:blip r:embed="rId16" cstate="print">
+                      <a:extLst>
+                        <a:ext uri="{28A0092B-C50C-407E-A947-70E740481C1C}">
+                          <a14:useLocalDpi xmlns:a14="http://schemas.microsoft.com/office/drawing/2010/main" val="0"/>
+                        </a:ext>
+                      </a:extLst>
+                    </a:blip>
+                    <a:stretch>
+                      <a:fillRect/>
+                    </a:stretch>
+                  </pic:blipFill>
+                  <pic:spPr>
+                    <a:xfrm>
+                      <a:off x="0" y="0"/>
+                      <a:ext cx="1827786" cy="1735688"/>
+                    </a:xfrm>
+                    <a:prstGeom prst="rect">
+                      <a:avLst/>
+                    </a:prstGeom>
+                    <a:ln>
+                      <a:solidFill>
+                        <a:schemeClr val="bg1">
+                          <a:lumMod val="75000"/>
+                        </a:schemeClr>
+                      </a:solidFill>
+                    </a:ln>
+                  </pic:spPr>
+                </pic:pic>
+              </a:graphicData>
+            </a:graphic>
+          </wp:inline>
+        </w:drawing>
       </w:r>
     </w:p>
     <w:p>
@@ -1369,27 +1983,35 @@
         <w:rPr>
           <w:lang w:val="bg-BG"/>
         </w:rPr>
-        <w:t xml:space="preserve">Добавете етикети </w:t>
+        <w:lastRenderedPageBreak/>
+        <w:t xml:space="preserve">Запазете публикацията като </w:t>
       </w:r>
       <w:r>
         <w:rPr>
           <w:b/>
           <w:lang w:val="bg-BG"/>
         </w:rPr>
-        <w:t>книги</w:t>
-      </w:r>
-      <w:r>
-        <w:rPr>
-          <w:lang w:val="bg-BG"/>
-        </w:rPr>
-        <w:t xml:space="preserve">, </w:t>
+        <w:t>чернова</w:t>
+      </w:r>
+      <w:r>
+        <w:rPr>
+          <w:lang w:val="bg-BG"/>
+        </w:rPr>
+        <w:t>, п</w:t>
+      </w:r>
+      <w:r>
+        <w:rPr>
+          <w:lang w:val="bg-BG"/>
+        </w:rPr>
+        <w:t xml:space="preserve">роверете </w:t>
       </w:r>
       <w:r>
         <w:rPr>
           <w:b/>
-          <w:lang w:val="bg-BG"/>
-        </w:rPr>
-        <w:t>четене</w:t>
+          <w:bCs/>
+          <w:lang w:val="bg-BG"/>
+        </w:rPr>
+        <w:t>текста</w:t>
       </w:r>
       <w:r>
         <w:rPr>
@@ -1400,9 +2022,37 @@
       <w:r>
         <w:rPr>
           <w:b/>
-          <w:lang w:val="bg-BG"/>
-        </w:rPr>
-        <w:t>училище</w:t>
+          <w:bCs/>
+          <w:lang w:val="bg-BG"/>
+        </w:rPr>
+        <w:t>изображенията</w:t>
+      </w:r>
+      <w:r>
+        <w:rPr>
+          <w:lang w:val="bg-BG"/>
+        </w:rPr>
+        <w:t xml:space="preserve"> и кликнете върху </w:t>
+      </w:r>
+      <w:r>
+        <w:rPr>
+          <w:b/>
+          <w:lang w:val="bg-BG"/>
+        </w:rPr>
+        <w:t>[</w:t>
+      </w:r>
+      <w:r>
+        <w:rPr>
+          <w:b/>
+          <w:lang w:val="en-GB"/>
+        </w:rPr>
+        <w:t>Publish</w:t>
+      </w:r>
+      <w:r>
+        <w:rPr>
+          <w:b/>
+          <w:lang w:val="bg-BG"/>
+        </w:rPr>
+        <w:t>]</w:t>
       </w:r>
       <w:r>
         <w:rPr>
@@ -1413,48 +2063,73 @@
     </w:p>
     <w:p>
       <w:pPr>
-        <w:pStyle w:val="ListParagraph"/>
+        <w:spacing w:before="0" w:after="40"/>
+        <w:rPr>
+          <w:lang w:val="bg-BG"/>
+        </w:rPr>
+      </w:pPr>
+      <w:r>
+        <w:rPr>
+          <w:noProof/>
+          <w:lang w:val="bg-BG"/>
+        </w:rPr>
+        <w:drawing>
+          <wp:inline distT="0" distB="0" distL="0" distR="0" wp14:anchorId="0E2B993C" wp14:editId="54D003D9">
+            <wp:extent cx="3231931" cy="5230420"/>
+            <wp:effectExtent l="12700" t="12700" r="19050" b="10795"/>
+            <wp:docPr id="1923052131" name="Picture 9"/>
+            <wp:cNvGraphicFramePr>
+              <a:graphicFrameLocks xmlns:a="http://schemas.openxmlformats.org/drawingml/2006/main" noChangeAspect="1"/>
+            </wp:cNvGraphicFramePr>
+            <a:graphic xmlns:a="http://schemas.openxmlformats.org/drawingml/2006/main">
+              <a:graphicData uri="http://schemas.openxmlformats.org/drawingml/2006/picture">
+                <pic:pic xmlns:pic="http://schemas.openxmlformats.org/drawingml/2006/picture">
+                  <pic:nvPicPr>
+                    <pic:cNvPr id="1923052131" name="Picture 1923052131"/>
+                    <pic:cNvPicPr/>
+                  </pic:nvPicPr>
+                  <pic:blipFill>
+                    <a:blip r:embed="rId17" cstate="print">
+                      <a:extLst>
+                        <a:ext uri="{28A0092B-C50C-407E-A947-70E740481C1C}">
+                          <a14:useLocalDpi xmlns:a14="http://schemas.microsoft.com/office/drawing/2010/main" val="0"/>
+                        </a:ext>
+                      </a:extLst>
+                    </a:blip>
+                    <a:stretch>
+                      <a:fillRect/>
+                    </a:stretch>
+                  </pic:blipFill>
+                  <pic:spPr>
+                    <a:xfrm>
+                      <a:off x="0" y="0"/>
+                      <a:ext cx="3231931" cy="5230420"/>
+                    </a:xfrm>
+                    <a:prstGeom prst="rect">
+                      <a:avLst/>
+                    </a:prstGeom>
+                    <a:ln>
+                      <a:solidFill>
+                        <a:schemeClr val="bg1">
+                          <a:lumMod val="75000"/>
+                        </a:schemeClr>
+                      </a:solidFill>
+                    </a:ln>
+                  </pic:spPr>
+                </pic:pic>
+              </a:graphicData>
+            </a:graphic>
+          </wp:inline>
+        </w:drawing>
+      </w:r>
+    </w:p>
+    <w:p>
+      <w:pPr>
+        <w:pStyle w:val="Heading3"/>
         <w:numPr>
           <w:ilvl w:val="0"/>
-          <w:numId w:val="29"/>
+          <w:numId w:val="4"/>
         </w:numPr>
-        <w:spacing w:before="0" w:after="40"/>
-        <w:rPr>
-          <w:lang w:val="bg-BG"/>
-        </w:rPr>
-      </w:pPr>
-      <w:r>
-        <w:rPr>
-          <w:lang w:val="bg-BG"/>
-        </w:rPr>
-        <w:t xml:space="preserve">Задайте подходящо </w:t>
-      </w:r>
-      <w:r>
-        <w:rPr>
-          <w:b/>
-          <w:lang w:val="bg-BG"/>
-        </w:rPr>
-        <w:t>основно изображение</w:t>
-      </w:r>
-      <w:r>
-        <w:rPr>
-          <w:lang w:val="bg-BG"/>
-        </w:rPr>
-        <w:t xml:space="preserve"> на публикацията.</w:t>
-      </w:r>
-    </w:p>
-    <w:p>
-      <w:pPr>
-        <w:spacing w:before="20" w:after="60"/>
-        <w:jc w:val="center"/>
-        <w:rPr>
-          <w:lang w:val="bg-BG"/>
-        </w:rPr>
-      </w:pPr>
-    </w:p>
-    <w:p>
-      <w:pPr>
-        <w:pStyle w:val="Heading3"/>
         <w:spacing w:before="80" w:after="60"/>
         <w:rPr>
           <w:lang w:val="bg-BG"/>
@@ -1464,7 +2139,7 @@
         <w:rPr>
           <w:lang w:val="bg-BG"/>
         </w:rPr>
-        <w:t>5. Публикуване, редактиране и проверка</w:t>
+        <w:t>Проверка на резултат</w:t>
       </w:r>
     </w:p>
     <w:p>
@@ -1474,37 +2149,37 @@
           <w:ilvl w:val="0"/>
           <w:numId w:val="31"/>
         </w:numPr>
-        <w:spacing w:before="0" w:after="40"/>
-        <w:ind w:left="360"/>
-        <w:rPr>
-          <w:lang w:val="bg-BG"/>
-        </w:rPr>
-      </w:pPr>
-      <w:r>
-        <w:rPr>
-          <w:lang w:val="bg-BG"/>
-        </w:rPr>
-        <w:t xml:space="preserve">Запазете публикацията като </w:t>
+        <w:rPr>
+          <w:lang w:val="bg-BG"/>
+        </w:rPr>
+      </w:pPr>
+      <w:r>
+        <w:rPr>
+          <w:lang w:val="bg-BG"/>
+        </w:rPr>
+        <w:t xml:space="preserve">Разгледайте създадените </w:t>
       </w:r>
       <w:r>
         <w:rPr>
           <w:b/>
-          <w:lang w:val="bg-BG"/>
-        </w:rPr>
-        <w:t>чернова</w:t>
-      </w:r>
-      <w:r>
-        <w:rPr>
-          <w:lang w:val="bg-BG"/>
-        </w:rPr>
-        <w:t xml:space="preserve"> и отворете </w:t>
+          <w:bCs/>
+          <w:lang w:val="bg-BG"/>
+        </w:rPr>
+        <w:t>страници</w:t>
+      </w:r>
+      <w:r>
+        <w:rPr>
+          <w:lang w:val="bg-BG"/>
+        </w:rPr>
+        <w:t xml:space="preserve"> и </w:t>
       </w:r>
       <w:r>
         <w:rPr>
           <w:b/>
-          <w:lang w:val="bg-BG"/>
-        </w:rPr>
-        <w:t>преглед</w:t>
+          <w:bCs/>
+          <w:lang w:val="bg-BG"/>
+        </w:rPr>
+        <w:t>публикацията</w:t>
       </w:r>
       <w:r>
         <w:rPr>
@@ -1515,195 +2190,191 @@
     </w:p>
     <w:p>
       <w:pPr>
-        <w:pStyle w:val="ListParagraph"/>
-        <w:numPr>
-          <w:ilvl w:val="0"/>
-          <w:numId w:val="31"/>
-        </w:numPr>
-        <w:spacing w:before="0" w:after="40"/>
-        <w:ind w:left="360"/>
-        <w:rPr>
-          <w:lang w:val="bg-BG"/>
-        </w:rPr>
-      </w:pPr>
-      <w:r>
-        <w:rPr>
-          <w:lang w:val="bg-BG"/>
-        </w:rPr>
-        <w:t xml:space="preserve">Проверете текста и изображенията и кликнете върху </w:t>
-      </w:r>
-      <w:r>
-        <w:rPr>
-          <w:b/>
-          <w:lang w:val="bg-BG"/>
-        </w:rPr>
-        <w:t>[</w:t>
-      </w:r>
-      <w:r>
-        <w:rPr>
-          <w:b/>
-          <w:lang w:val="en-GB"/>
-        </w:rPr>
-        <w:t>Publish</w:t>
-      </w:r>
-      <w:r>
-        <w:rPr>
-          <w:b/>
-          <w:lang w:val="bg-BG"/>
-        </w:rPr>
-        <w:t>]</w:t>
-      </w:r>
-      <w:r>
-        <w:rPr>
-          <w:lang w:val="bg-BG"/>
-        </w:rPr>
-        <w:t>.</w:t>
+        <w:rPr>
+          <w:lang w:val="bg-BG"/>
+        </w:rPr>
+      </w:pPr>
+      <w:r>
+        <w:rPr>
+          <w:noProof/>
+          <w:lang w:val="bg-BG"/>
+        </w:rPr>
+        <w:drawing>
+          <wp:inline distT="0" distB="0" distL="0" distR="0" wp14:anchorId="2F5F452E" wp14:editId="2BAADC3E">
+            <wp:extent cx="3376820" cy="1917700"/>
+            <wp:effectExtent l="12700" t="12700" r="14605" b="12700"/>
+            <wp:docPr id="932161764" name="Picture 10"/>
+            <wp:cNvGraphicFramePr>
+              <a:graphicFrameLocks xmlns:a="http://schemas.openxmlformats.org/drawingml/2006/main" noChangeAspect="1"/>
+            </wp:cNvGraphicFramePr>
+            <a:graphic xmlns:a="http://schemas.openxmlformats.org/drawingml/2006/main">
+              <a:graphicData uri="http://schemas.openxmlformats.org/drawingml/2006/picture">
+                <pic:pic xmlns:pic="http://schemas.openxmlformats.org/drawingml/2006/picture">
+                  <pic:nvPicPr>
+                    <pic:cNvPr id="932161764" name="Picture 932161764"/>
+                    <pic:cNvPicPr/>
+                  </pic:nvPicPr>
+                  <pic:blipFill>
+                    <a:blip r:embed="rId18" cstate="print">
+                      <a:extLst>
+                        <a:ext uri="{28A0092B-C50C-407E-A947-70E740481C1C}">
+                          <a14:useLocalDpi xmlns:a14="http://schemas.microsoft.com/office/drawing/2010/main" val="0"/>
+                        </a:ext>
+                      </a:extLst>
+                    </a:blip>
+                    <a:stretch>
+                      <a:fillRect/>
+                    </a:stretch>
+                  </pic:blipFill>
+                  <pic:spPr>
+                    <a:xfrm>
+                      <a:off x="0" y="0"/>
+                      <a:ext cx="3411453" cy="1937368"/>
+                    </a:xfrm>
+                    <a:prstGeom prst="rect">
+                      <a:avLst/>
+                    </a:prstGeom>
+                    <a:ln>
+                      <a:solidFill>
+                        <a:schemeClr val="bg1">
+                          <a:lumMod val="75000"/>
+                        </a:schemeClr>
+                      </a:solidFill>
+                    </a:ln>
+                  </pic:spPr>
+                </pic:pic>
+              </a:graphicData>
+            </a:graphic>
+          </wp:inline>
+        </w:drawing>
       </w:r>
     </w:p>
     <w:p>
       <w:pPr>
-        <w:pStyle w:val="ListParagraph"/>
-        <w:numPr>
-          <w:ilvl w:val="0"/>
-          <w:numId w:val="31"/>
-        </w:numPr>
-        <w:spacing w:before="0" w:after="40"/>
-        <w:ind w:left="360"/>
-        <w:rPr>
-          <w:lang w:val="bg-BG"/>
-        </w:rPr>
-      </w:pPr>
-      <w:r>
-        <w:rPr>
-          <w:lang w:val="bg-BG"/>
-        </w:rPr>
-        <w:t xml:space="preserve">Отворете публикуваната публикация за </w:t>
-      </w:r>
-      <w:r>
-        <w:rPr>
-          <w:b/>
-          <w:lang w:val="bg-BG"/>
-        </w:rPr>
-        <w:t>редактиране</w:t>
-      </w:r>
-      <w:r>
-        <w:rPr>
-          <w:lang w:val="bg-BG"/>
-        </w:rPr>
-        <w:t xml:space="preserve"> и направете промяна в текста.</w:t>
+        <w:rPr>
+          <w:lang w:val="bg-BG"/>
+        </w:rPr>
+      </w:pPr>
+      <w:r>
+        <w:rPr>
+          <w:noProof/>
+          <w:lang w:val="bg-BG"/>
+        </w:rPr>
+        <w:lastRenderedPageBreak/>
+        <w:drawing>
+          <wp:inline distT="0" distB="0" distL="0" distR="0" wp14:anchorId="5EE247BA" wp14:editId="5951A16E">
+            <wp:extent cx="3137709" cy="1781908"/>
+            <wp:effectExtent l="12700" t="12700" r="12065" b="8890"/>
+            <wp:docPr id="128155149" name="Picture 11"/>
+            <wp:cNvGraphicFramePr>
+              <a:graphicFrameLocks xmlns:a="http://schemas.openxmlformats.org/drawingml/2006/main" noChangeAspect="1"/>
+            </wp:cNvGraphicFramePr>
+            <a:graphic xmlns:a="http://schemas.openxmlformats.org/drawingml/2006/main">
+              <a:graphicData uri="http://schemas.openxmlformats.org/drawingml/2006/picture">
+                <pic:pic xmlns:pic="http://schemas.openxmlformats.org/drawingml/2006/picture">
+                  <pic:nvPicPr>
+                    <pic:cNvPr id="128155149" name="Picture 128155149"/>
+                    <pic:cNvPicPr/>
+                  </pic:nvPicPr>
+                  <pic:blipFill>
+                    <a:blip r:embed="rId19" cstate="print">
+                      <a:extLst>
+                        <a:ext uri="{28A0092B-C50C-407E-A947-70E740481C1C}">
+                          <a14:useLocalDpi xmlns:a14="http://schemas.microsoft.com/office/drawing/2010/main" val="0"/>
+                        </a:ext>
+                      </a:extLst>
+                    </a:blip>
+                    <a:stretch>
+                      <a:fillRect/>
+                    </a:stretch>
+                  </pic:blipFill>
+                  <pic:spPr>
+                    <a:xfrm>
+                      <a:off x="0" y="0"/>
+                      <a:ext cx="3169407" cy="1799909"/>
+                    </a:xfrm>
+                    <a:prstGeom prst="rect">
+                      <a:avLst/>
+                    </a:prstGeom>
+                    <a:ln>
+                      <a:solidFill>
+                        <a:schemeClr val="bg1">
+                          <a:lumMod val="75000"/>
+                        </a:schemeClr>
+                      </a:solidFill>
+                    </a:ln>
+                  </pic:spPr>
+                </pic:pic>
+              </a:graphicData>
+            </a:graphic>
+          </wp:inline>
+        </w:drawing>
       </w:r>
     </w:p>
     <w:p>
       <w:pPr>
-        <w:pStyle w:val="ListParagraph"/>
-        <w:numPr>
-          <w:ilvl w:val="0"/>
-          <w:numId w:val="31"/>
-        </w:numPr>
-        <w:spacing w:before="0" w:after="40"/>
-        <w:ind w:left="360"/>
-        <w:rPr>
-          <w:lang w:val="bg-BG"/>
-        </w:rPr>
-      </w:pPr>
-      <w:r>
-        <w:rPr>
-          <w:lang w:val="bg-BG"/>
-        </w:rPr>
-        <w:t xml:space="preserve">Кликнете върху </w:t>
-      </w:r>
-      <w:r>
-        <w:rPr>
-          <w:b/>
-          <w:lang w:val="bg-BG"/>
-        </w:rPr>
-        <w:t>[</w:t>
-      </w:r>
-      <w:r>
-        <w:rPr>
-          <w:b/>
-          <w:lang w:val="en-GB"/>
-        </w:rPr>
-        <w:t>Update</w:t>
-      </w:r>
-      <w:r>
-        <w:rPr>
-          <w:b/>
-          <w:lang w:val="bg-BG"/>
-        </w:rPr>
-        <w:t>]</w:t>
-      </w:r>
-      <w:r>
-        <w:rPr>
-          <w:lang w:val="bg-BG"/>
-        </w:rPr>
-        <w:t xml:space="preserve"> и проверете дали промяната е запазена.</w:t>
-      </w:r>
-    </w:p>
-    <w:p>
-      <w:pPr>
-        <w:pStyle w:val="ListParagraph"/>
-        <w:numPr>
-          <w:ilvl w:val="0"/>
-          <w:numId w:val="31"/>
-        </w:numPr>
-        <w:spacing w:before="0" w:after="40"/>
-        <w:ind w:left="360"/>
-        <w:rPr>
-          <w:lang w:val="bg-BG"/>
-        </w:rPr>
-      </w:pPr>
-      <w:r>
-        <w:rPr>
-          <w:lang w:val="bg-BG"/>
-        </w:rPr>
-        <w:t xml:space="preserve">Отворете </w:t>
-      </w:r>
-      <w:r>
-        <w:rPr>
-          <w:b/>
-          <w:lang w:val="bg-BG"/>
-        </w:rPr>
-        <w:t>публичната част</w:t>
-      </w:r>
-      <w:r>
-        <w:rPr>
-          <w:lang w:val="bg-BG"/>
-        </w:rPr>
-        <w:t xml:space="preserve"> на сайта и проверете страниците, публикацията, категорията и етикетите.</w:t>
-      </w:r>
-    </w:p>
-    <w:p>
-      <w:pPr>
-        <w:spacing w:after="40"/>
-        <w:rPr>
-          <w:lang w:val="bg-BG"/>
-        </w:rPr>
-      </w:pPr>
-      <w:r>
-        <w:rPr>
-          <w:b/>
-          <w:lang w:val="bg-BG"/>
-        </w:rPr>
-        <w:t xml:space="preserve">Краен резултат: </w:t>
-      </w:r>
-      <w:r>
-        <w:rPr>
-          <w:lang w:val="bg-BG"/>
-        </w:rPr>
-        <w:t>публикувани страници, организирана публикация и медийно съдържание, които могат да бъдат редактирани и актуализирани.</w:t>
-      </w:r>
-    </w:p>
-    <w:p>
-      <w:pPr>
-        <w:rPr>
-          <w:lang w:val="bg-BG"/>
-        </w:rPr>
-      </w:pPr>
+        <w:rPr>
+          <w:lang w:val="bg-BG"/>
+        </w:rPr>
+      </w:pPr>
+      <w:r>
+        <w:rPr>
+          <w:noProof/>
+          <w:lang w:val="bg-BG"/>
+        </w:rPr>
+        <w:drawing>
+          <wp:inline distT="0" distB="0" distL="0" distR="0" wp14:anchorId="387EF331" wp14:editId="7D2D98F3">
+            <wp:extent cx="3137535" cy="5577840"/>
+            <wp:effectExtent l="12700" t="12700" r="12065" b="10160"/>
+            <wp:docPr id="1120388107" name="Picture 12"/>
+            <wp:cNvGraphicFramePr>
+              <a:graphicFrameLocks xmlns:a="http://schemas.openxmlformats.org/drawingml/2006/main" noChangeAspect="1"/>
+            </wp:cNvGraphicFramePr>
+            <a:graphic xmlns:a="http://schemas.openxmlformats.org/drawingml/2006/main">
+              <a:graphicData uri="http://schemas.openxmlformats.org/drawingml/2006/picture">
+                <pic:pic xmlns:pic="http://schemas.openxmlformats.org/drawingml/2006/picture">
+                  <pic:nvPicPr>
+                    <pic:cNvPr id="1120388107" name="Picture 1120388107"/>
+                    <pic:cNvPicPr/>
+                  </pic:nvPicPr>
+                  <pic:blipFill>
+                    <a:blip r:embed="rId20">
+                      <a:extLst>
+                        <a:ext uri="{28A0092B-C50C-407E-A947-70E740481C1C}">
+                          <a14:useLocalDpi xmlns:a14="http://schemas.microsoft.com/office/drawing/2010/main" val="0"/>
+                        </a:ext>
+                      </a:extLst>
+                    </a:blip>
+                    <a:stretch>
+                      <a:fillRect/>
+                    </a:stretch>
+                  </pic:blipFill>
+                  <pic:spPr>
+                    <a:xfrm>
+                      <a:off x="0" y="0"/>
+                      <a:ext cx="3148236" cy="5596864"/>
+                    </a:xfrm>
+                    <a:prstGeom prst="rect">
+                      <a:avLst/>
+                    </a:prstGeom>
+                    <a:ln>
+                      <a:solidFill>
+                        <a:schemeClr val="bg1">
+                          <a:lumMod val="75000"/>
+                        </a:schemeClr>
+                      </a:solidFill>
+                    </a:ln>
+                  </pic:spPr>
+                </pic:pic>
+              </a:graphicData>
+            </a:graphic>
+          </wp:inline>
+        </w:drawing>
+      </w:r>
     </w:p>
     <w:sectPr>
-      <w:headerReference w:type="default" r:id="rId9"/>
-      <w:footerReference w:type="default" r:id="rId10"/>
+      <w:headerReference w:type="default" r:id="rId21"/>
+      <w:footerReference w:type="default" r:id="rId22"/>
       <w:pgSz w:w="11909" w:h="16834" w:code="9"/>
       <w:pgMar w:top="567" w:right="737" w:bottom="680" w:left="737" w:header="567" w:footer="510" w:gutter="0"/>
       <w:cols w:space="720"/>
@@ -3731,7 +4402,7 @@
   <w:abstractNum w:abstractNumId="8" w15:restartNumberingAfterBreak="0">
     <w:nsid w:val="2D9A35BF"/>
     <w:multiLevelType w:val="hybridMultilevel"/>
-    <w:tmpl w:val="CBFE6376"/>
+    <w:tmpl w:val="0A62D086"/>
     <w:lvl w:ilvl="0" w:tplc="0809000F">
       <w:start w:val="1"/>
       <w:numFmt w:val="decimal"/>
@@ -4580,7 +5251,7 @@
   <w:abstractNum w:abstractNumId="17" w15:restartNumberingAfterBreak="0">
     <w:nsid w:val="45CA0A35"/>
     <w:multiLevelType w:val="hybridMultilevel"/>
-    <w:tmpl w:val="F4E69DD8"/>
+    <w:tmpl w:val="B156C920"/>
     <w:lvl w:ilvl="0" w:tplc="0809000F">
       <w:start w:val="1"/>
       <w:numFmt w:val="decimal"/>
@@ -4895,7 +5566,7 @@
   <w:abstractNum w:abstractNumId="20" w15:restartNumberingAfterBreak="0">
     <w:nsid w:val="54481977"/>
     <w:multiLevelType w:val="hybridMultilevel"/>
-    <w:tmpl w:val="65166E30"/>
+    <w:tmpl w:val="30080DE2"/>
     <w:lvl w:ilvl="0" w:tplc="0809000F">
       <w:start w:val="1"/>
       <w:numFmt w:val="decimal"/>
@@ -5605,7 +6276,7 @@
       <w:lvlText w:val="%1."/>
       <w:lvlJc w:val="left"/>
       <w:pPr>
-        <w:ind w:left="720" w:hanging="360"/>
+        <w:ind w:left="360" w:hanging="360"/>
       </w:pPr>
       <w:rPr>
         <w:rFonts w:hint="default"/>
@@ -5617,7 +6288,7 @@
       <w:lvlText w:val="%2."/>
       <w:lvlJc w:val="left"/>
       <w:pPr>
-        <w:ind w:left="1440" w:hanging="360"/>
+        <w:ind w:left="1080" w:hanging="360"/>
       </w:pPr>
     </w:lvl>
     <w:lvl w:ilvl="2" w:tplc="0809001B" w:tentative="1">
@@ -5626,7 +6297,7 @@
       <w:lvlText w:val="%3."/>
       <w:lvlJc w:val="right"/>
       <w:pPr>
-        <w:ind w:left="2160" w:hanging="180"/>
+        <w:ind w:left="1800" w:hanging="180"/>
       </w:pPr>
     </w:lvl>
     <w:lvl w:ilvl="3" w:tplc="0809000F" w:tentative="1">
@@ -5635,7 +6306,7 @@
       <w:lvlText w:val="%4."/>
       <w:lvlJc w:val="left"/>
       <w:pPr>
-        <w:ind w:left="2880" w:hanging="360"/>
+        <w:ind w:left="2520" w:hanging="360"/>
       </w:pPr>
     </w:lvl>
     <w:lvl w:ilvl="4" w:tplc="08090019" w:tentative="1">
@@ -5644,7 +6315,7 @@
       <w:lvlText w:val="%5."/>
       <w:lvlJc w:val="left"/>
       <w:pPr>
-        <w:ind w:left="3600" w:hanging="360"/>
+        <w:ind w:left="3240" w:hanging="360"/>
       </w:pPr>
     </w:lvl>
     <w:lvl w:ilvl="5" w:tplc="0809001B" w:tentative="1">
@@ -5653,7 +6324,7 @@
       <w:lvlText w:val="%6."/>
       <w:lvlJc w:val="right"/>
       <w:pPr>
-        <w:ind w:left="4320" w:hanging="180"/>
+        <w:ind w:left="3960" w:hanging="180"/>
       </w:pPr>
     </w:lvl>
     <w:lvl w:ilvl="6" w:tplc="0809000F" w:tentative="1">
@@ -5662,7 +6333,7 @@
       <w:lvlText w:val="%7."/>
       <w:lvlJc w:val="left"/>
       <w:pPr>
-        <w:ind w:left="5040" w:hanging="360"/>
+        <w:ind w:left="4680" w:hanging="360"/>
       </w:pPr>
     </w:lvl>
     <w:lvl w:ilvl="7" w:tplc="08090019" w:tentative="1">
@@ -5671,7 +6342,7 @@
       <w:lvlText w:val="%8."/>
       <w:lvlJc w:val="left"/>
       <w:pPr>
-        <w:ind w:left="5760" w:hanging="360"/>
+        <w:ind w:left="5400" w:hanging="360"/>
       </w:pPr>
     </w:lvl>
     <w:lvl w:ilvl="8" w:tplc="0809001B" w:tentative="1">
@@ -5680,7 +6351,7 @@
       <w:lvlText w:val="%9."/>
       <w:lvlJc w:val="right"/>
       <w:pPr>
-        <w:ind w:left="6480" w:hanging="180"/>
+        <w:ind w:left="6120" w:hanging="180"/>
       </w:pPr>
     </w:lvl>
   </w:abstractNum>
@@ -6574,6 +7245,7 @@
   <w:style w:type="character" w:default="1" w:styleId="DefaultParagraphFont">
     <w:name w:val="Default Paragraph Font"/>
     <w:uiPriority w:val="1"/>
+    <w:semiHidden/>
     <w:unhideWhenUsed/>
   </w:style>
   <w:style w:type="table" w:default="1" w:styleId="TableNormal">

--- a/Courses/Software-Sciences/IT-Module-3-Web-Design/19-Creating-and-Managing-Content-in-WordPress/19-Creating-and-Managing-Content-in-WordPress-Exercises.docx
+++ b/Courses/Software-Sciences/IT-Module-3-Web-Design/19-Creating-and-Managing-Content-in-WordPress/19-Creating-and-Managing-Content-in-WordPress-Exercises.docx
@@ -95,7 +95,7 @@
           <w:noProof/>
         </w:rPr>
         <w:drawing>
-          <wp:inline distT="0" distB="0" distL="0" distR="0" wp14:anchorId="73F5C6D6" wp14:editId="03DBDDCC">
+          <wp:inline distT="0" distB="0" distL="0" distR="0" wp14:anchorId="73F5C6D6" wp14:editId="5529D891">
             <wp:extent cx="1065886" cy="497260"/>
             <wp:effectExtent l="0" t="0" r="1270" b="0"/>
             <wp:docPr id="470543985" name="Picture 1"/>
@@ -616,19 +616,6 @@
         <w:rPr>
           <w:lang w:val="bg-BG"/>
         </w:rPr>
-        <w:t xml:space="preserve"> </w:t>
-      </w:r>
-      <w:r>
-        <w:rPr>
-          <w:b/>
-          <w:lang w:val="bg-BG"/>
-        </w:rPr>
-        <w:t>"Книжни светове"</w:t>
-      </w:r>
-      <w:r>
-        <w:rPr>
-          <w:lang w:val="bg-BG"/>
-        </w:rPr>
         <w:t xml:space="preserve"> от </w:t>
       </w:r>
       <w:r>
@@ -799,10 +786,31 @@
       </w:r>
       <w:r>
         <w:rPr>
+          <w:lang w:val="bg-BG"/>
+        </w:rPr>
+        <w:t xml:space="preserve">с информация </w:t>
+      </w:r>
+      <w:r>
+        <w:t>(</w:t>
+      </w:r>
+      <w:r>
+        <w:rPr>
+          <w:lang w:val="bg-BG"/>
+        </w:rPr>
+        <w:t xml:space="preserve">напр. </w:t>
+      </w:r>
+      <w:r>
+        <w:rPr>
           <w:b/>
           <w:lang w:val="bg-BG"/>
         </w:rPr>
         <w:t>"За клуба"</w:t>
+      </w:r>
+      <w:r>
+        <w:rPr>
+          <w:bCs/>
+        </w:rPr>
+        <w:t>)</w:t>
       </w:r>
       <w:r>
         <w:rPr>
@@ -848,7 +856,7 @@
         <w:rPr>
           <w:lang w:val="bg-BG"/>
         </w:rPr>
-        <w:t xml:space="preserve"> за училищния клуб.</w:t>
+        <w:t>.</w:t>
       </w:r>
     </w:p>
     <w:p>
@@ -864,9 +872,17 @@
           <w:lang w:val="bg-BG"/>
         </w:rPr>
         <w:drawing>
-          <wp:inline distT="0" distB="0" distL="0" distR="0" wp14:anchorId="61845203" wp14:editId="4AA9E337">
+          <wp:anchor distT="0" distB="0" distL="114300" distR="114300" simplePos="0" relativeHeight="251658240" behindDoc="0" locked="0" layoutInCell="1" allowOverlap="1" wp14:anchorId="61845203" wp14:editId="0566E2DD">
+            <wp:simplePos x="478865" y="6942418"/>
+            <wp:positionH relativeFrom="column">
+              <wp:align>left</wp:align>
+            </wp:positionH>
+            <wp:positionV relativeFrom="paragraph">
+              <wp:align>top</wp:align>
+            </wp:positionV>
             <wp:extent cx="3296097" cy="1660525"/>
             <wp:effectExtent l="12700" t="12700" r="19050" b="15875"/>
+            <wp:wrapSquare wrapText="bothSides"/>
             <wp:docPr id="1739531286" name="Picture 1"/>
             <wp:cNvGraphicFramePr>
               <a:graphicFrameLocks xmlns:a="http://schemas.openxmlformats.org/drawingml/2006/main" noChangeAspect="1"/>
@@ -893,7 +909,7 @@
                   <pic:spPr>
                     <a:xfrm>
                       <a:off x="0" y="0"/>
-                      <a:ext cx="3420346" cy="1723120"/>
+                      <a:ext cx="3296097" cy="1660525"/>
                     </a:xfrm>
                     <a:prstGeom prst="rect">
                       <a:avLst/>
@@ -909,8 +925,14 @@
                 </pic:pic>
               </a:graphicData>
             </a:graphic>
-          </wp:inline>
+          </wp:anchor>
         </w:drawing>
+      </w:r>
+      <w:r>
+        <w:rPr>
+          <w:lang w:val="bg-BG"/>
+        </w:rPr>
+        <w:br w:type="textWrapping" w:clear="all"/>
       </w:r>
     </w:p>
     <w:p>
@@ -1092,13 +1114,21 @@
           <w:bCs/>
           <w:lang w:val="bg-BG"/>
         </w:rPr>
-        <w:t>време</w:t>
-      </w:r>
-      <w:r>
-        <w:rPr>
-          <w:lang w:val="bg-BG"/>
-        </w:rPr>
-        <w:t xml:space="preserve"> на срещите.</w:t>
+        <w:t>врем</w:t>
+      </w:r>
+      <w:r>
+        <w:rPr>
+          <w:b/>
+          <w:bCs/>
+          <w:lang w:val="bg-BG"/>
+        </w:rPr>
+        <w:t>е</w:t>
+      </w:r>
+      <w:r>
+        <w:rPr>
+          <w:lang w:val="bg-BG"/>
+        </w:rPr>
+        <w:t>.</w:t>
       </w:r>
     </w:p>
     <w:p>
@@ -1267,14 +1297,13 @@
         <w:rPr>
           <w:lang w:val="bg-BG"/>
         </w:rPr>
-        <w:t xml:space="preserve"> на категорията </w:t>
-      </w:r>
-      <w:r>
-        <w:rPr>
-          <w:b/>
-          <w:lang w:val="bg-BG"/>
-        </w:rPr>
-        <w:t>"Събития"</w:t>
+        <w:t xml:space="preserve"> на </w:t>
+      </w:r>
+      <w:r>
+        <w:rPr>
+          <w:lang w:val="bg-BG"/>
+        </w:rPr>
+        <w:t>категория</w:t>
       </w:r>
       <w:r>
         <w:rPr>
@@ -1496,13 +1525,26 @@
       </w:r>
       <w:r>
         <w:rPr>
+          <w:lang w:val="bg-BG"/>
+        </w:rPr>
+        <w:t xml:space="preserve">на публикация (напр. </w:t>
+      </w:r>
+      <w:r>
+        <w:rPr>
           <w:b/>
           <w:lang w:val="bg-BG"/>
         </w:rPr>
-        <w:t>"Ден на книгата в училище"</w:t>
-      </w:r>
-      <w:r>
-        <w:rPr>
+        <w:t>"Ден на книгата в училище</w:t>
+      </w:r>
+      <w:r>
+        <w:rPr>
+          <w:bCs/>
+        </w:rPr>
+        <w:t>)</w:t>
+      </w:r>
+      <w:r>
+        <w:rPr>
+          <w:bCs/>
           <w:lang w:val="bg-BG"/>
         </w:rPr>
         <w:t>.</w:t>
@@ -1631,9 +1673,9 @@
         </w:rPr>
         <w:lastRenderedPageBreak/>
         <w:drawing>
-          <wp:inline distT="0" distB="0" distL="0" distR="0" wp14:anchorId="2838D089" wp14:editId="3CE4E38E">
-            <wp:extent cx="3183792" cy="4485249"/>
-            <wp:effectExtent l="12700" t="12700" r="17145" b="10795"/>
+          <wp:inline distT="0" distB="0" distL="0" distR="0" wp14:anchorId="2838D089" wp14:editId="3B8AC163">
+            <wp:extent cx="3030303" cy="4269016"/>
+            <wp:effectExtent l="12700" t="12700" r="17780" b="11430"/>
             <wp:docPr id="147226269" name="Picture 6"/>
             <wp:cNvGraphicFramePr>
               <a:graphicFrameLocks xmlns:a="http://schemas.openxmlformats.org/drawingml/2006/main" noChangeAspect="1"/>
@@ -1660,7 +1702,7 @@
                   <pic:spPr>
                     <a:xfrm>
                       <a:off x="0" y="0"/>
-                      <a:ext cx="3225259" cy="4543667"/>
+                      <a:ext cx="3082263" cy="4342215"/>
                     </a:xfrm>
                     <a:prstGeom prst="rect">
                       <a:avLst/>
@@ -1716,7 +1758,13 @@
         <w:rPr>
           <w:lang w:val="bg-BG"/>
         </w:rPr>
-        <w:t xml:space="preserve">зберете </w:t>
+        <w:t>зберете</w:t>
+      </w:r>
+      <w:r>
+        <w:rPr>
+          <w:lang w:val="bg-BG"/>
+        </w:rPr>
+        <w:t xml:space="preserve"> подходяща </w:t>
       </w:r>
       <w:r>
         <w:rPr>
@@ -1730,26 +1778,25 @@
         <w:rPr>
           <w:lang w:val="bg-BG"/>
         </w:rPr>
-        <w:t xml:space="preserve"> </w:t>
-      </w:r>
-      <w:r>
-        <w:rPr>
-          <w:b/>
-          <w:lang w:val="bg-BG"/>
-        </w:rPr>
-        <w:t>"Събития"</w:t>
-      </w:r>
-      <w:r>
-        <w:rPr>
-          <w:lang w:val="bg-BG"/>
-        </w:rPr>
-        <w:t>, до</w:t>
+        <w:t xml:space="preserve"> и </w:t>
+      </w:r>
+      <w:r>
+        <w:rPr>
+          <w:lang w:val="bg-BG"/>
+        </w:rPr>
+        <w:t>до</w:t>
       </w:r>
       <w:r>
         <w:rPr>
           <w:lang w:val="bg-BG"/>
         </w:rPr>
         <w:t xml:space="preserve">бавете </w:t>
+      </w:r>
+      <w:r>
+        <w:rPr>
+          <w:lang w:val="bg-BG"/>
+        </w:rPr>
+        <w:t xml:space="preserve">подходящи </w:t>
       </w:r>
       <w:r>
         <w:rPr>
@@ -1766,6 +1813,15 @@
         <w:t xml:space="preserve"> </w:t>
       </w:r>
       <w:r>
+        <w:t>(</w:t>
+      </w:r>
+      <w:r>
+        <w:rPr>
+          <w:lang w:val="bg-BG"/>
+        </w:rPr>
+        <w:t xml:space="preserve">напр. </w:t>
+      </w:r>
+      <w:r>
         <w:rPr>
           <w:b/>
           <w:lang w:val="bg-BG"/>
@@ -1797,6 +1853,12 @@
           <w:lang w:val="bg-BG"/>
         </w:rPr>
         <w:t>училище</w:t>
+      </w:r>
+      <w:r>
+        <w:rPr>
+          <w:bCs/>
+        </w:rPr>
+        <w:t>)</w:t>
       </w:r>
       <w:r>
         <w:rPr>
@@ -2200,7 +2262,7 @@
           <w:lang w:val="bg-BG"/>
         </w:rPr>
         <w:drawing>
-          <wp:inline distT="0" distB="0" distL="0" distR="0" wp14:anchorId="2F5F452E" wp14:editId="2BAADC3E">
+          <wp:inline distT="0" distB="0" distL="0" distR="0" wp14:anchorId="2F5F452E" wp14:editId="3902CD4C">
             <wp:extent cx="3376820" cy="1917700"/>
             <wp:effectExtent l="12700" t="12700" r="14605" b="12700"/>
             <wp:docPr id="932161764" name="Picture 10"/>

--- a/Courses/Software-Sciences/IT-Module-3-Web-Design/19-Creating-and-Managing-Content-in-WordPress/19-Creating-and-Managing-Content-in-WordPress-Exercises.docx
+++ b/Courses/Software-Sciences/IT-Module-3-Web-Design/19-Creating-and-Managing-Content-in-WordPress/19-Creating-and-Managing-Content-in-WordPress-Exercises.docx
@@ -95,9 +95,9 @@
           <w:noProof/>
         </w:rPr>
         <w:drawing>
-          <wp:inline distT="0" distB="0" distL="0" distR="0" wp14:anchorId="73F5C6D6" wp14:editId="5529D891">
-            <wp:extent cx="1065886" cy="497260"/>
-            <wp:effectExtent l="0" t="0" r="1270" b="0"/>
+          <wp:inline distT="0" distB="0" distL="0" distR="0" wp14:anchorId="73F5C6D6" wp14:editId="572FF38A">
+            <wp:extent cx="1065886" cy="477023"/>
+            <wp:effectExtent l="0" t="0" r="1270" b="5715"/>
             <wp:docPr id="470543985" name="Picture 1"/>
             <wp:cNvGraphicFramePr>
               <a:graphicFrameLocks xmlns:a="http://schemas.openxmlformats.org/drawingml/2006/main" noChangeAspect="1"/>
@@ -126,7 +126,7 @@
                   <pic:spPr bwMode="auto">
                     <a:xfrm>
                       <a:off x="0" y="0"/>
-                      <a:ext cx="1065886" cy="497260"/>
+                      <a:ext cx="1065886" cy="477023"/>
                     </a:xfrm>
                     <a:prstGeom prst="rect">
                       <a:avLst/>
@@ -872,7 +872,7 @@
           <w:lang w:val="bg-BG"/>
         </w:rPr>
         <w:drawing>
-          <wp:anchor distT="0" distB="0" distL="114300" distR="114300" simplePos="0" relativeHeight="251658240" behindDoc="0" locked="0" layoutInCell="1" allowOverlap="1" wp14:anchorId="61845203" wp14:editId="0566E2DD">
+          <wp:anchor distT="0" distB="0" distL="114300" distR="114300" simplePos="0" relativeHeight="251658240" behindDoc="0" locked="0" layoutInCell="1" allowOverlap="1" wp14:anchorId="61845203" wp14:editId="05382D56">
             <wp:simplePos x="478865" y="6942418"/>
             <wp:positionH relativeFrom="column">
               <wp:align>left</wp:align>
@@ -2262,7 +2262,7 @@
           <w:lang w:val="bg-BG"/>
         </w:rPr>
         <w:drawing>
-          <wp:inline distT="0" distB="0" distL="0" distR="0" wp14:anchorId="2F5F452E" wp14:editId="3902CD4C">
+          <wp:inline distT="0" distB="0" distL="0" distR="0" wp14:anchorId="2F5F452E" wp14:editId="387F42F3">
             <wp:extent cx="3376820" cy="1917700"/>
             <wp:effectExtent l="12700" t="12700" r="14605" b="12700"/>
             <wp:docPr id="932161764" name="Picture 10"/>
